--- a/02_Reports/progress_report_w2.docx
+++ b/02_Reports/progress_report_w2.docx
@@ -21,7 +21,16 @@
         <w:t>Date:</w:t>
       </w:r>
       <w:r>
-        <w:t xml:space="preserve"> July 21, 2026</w:t>
+        <w:t xml:space="preserve"> July 2</w:t>
+      </w:r>
+      <w:r>
+        <w:rPr>
+          <w:lang w:val="en-US"/>
+        </w:rPr>
+        <w:t>4</w:t>
+      </w:r>
+      <w:r>
+        <w:t>, 2026</w:t>
       </w:r>
     </w:p>
     <w:p>
@@ -49,6 +58,9 @@
         <w:ind w:left="720"/>
       </w:pPr>
       <w:r>
+        <w:rPr>
+          <w:noProof/>
+        </w:rPr>
         <w:drawing>
           <wp:inline distT="0" distB="0" distL="0" distR="0" wp14:anchorId="20FE2FD8" wp14:editId="3417B6DA">
             <wp:extent cx="5731510" cy="3040380"/>
@@ -105,6 +117,9 @@
         </w:rPr>
       </w:pPr>
       <w:r>
+        <w:rPr>
+          <w:noProof/>
+        </w:rPr>
         <w:drawing>
           <wp:inline distT="0" distB="0" distL="0" distR="0" wp14:anchorId="6866178E" wp14:editId="5C2FABBA">
             <wp:extent cx="5731510" cy="2840990"/>
@@ -175,6 +190,9 @@
         <w:ind w:left="720"/>
       </w:pPr>
       <w:r>
+        <w:rPr>
+          <w:noProof/>
+        </w:rPr>
         <w:drawing>
           <wp:inline distT="0" distB="0" distL="0" distR="0" wp14:anchorId="31827F82" wp14:editId="506C779E">
             <wp:extent cx="5731510" cy="3042285"/>
@@ -1338,6 +1356,7 @@
   <w:style w:type="character" w:default="1" w:styleId="DefaultParagraphFont">
     <w:name w:val="Default Paragraph Font"/>
     <w:uiPriority w:val="1"/>
+    <w:semiHidden/>
     <w:unhideWhenUsed/>
   </w:style>
   <w:style w:type="table" w:default="1" w:styleId="TableNormal">

--- a/02_Reports/progress_report_w2.docx
+++ b/02_Reports/progress_report_w2.docx
@@ -3,16 +3,21 @@
 <w:document xmlns:wpc="http://schemas.microsoft.com/office/word/2010/wordprocessingCanvas" xmlns:cx="http://schemas.microsoft.com/office/drawing/2014/chartex" xmlns:cx1="http://schemas.microsoft.com/office/drawing/2015/9/8/chartex" xmlns:cx2="http://schemas.microsoft.com/office/drawing/2015/10/21/chartex" xmlns:cx3="http://schemas.microsoft.com/office/drawing/2016/5/9/chartex" xmlns:cx4="http://schemas.microsoft.com/office/drawing/2016/5/10/chartex" xmlns:cx5="http://schemas.microsoft.com/office/drawing/2016/5/11/chartex" xmlns:cx6="http://schemas.microsoft.com/office/drawing/2016/5/12/chartex" xmlns:cx7="http://schemas.microsoft.com/office/drawing/2016/5/13/chartex" xmlns:cx8="http://schemas.microsoft.com/office/drawing/2016/5/14/chartex" xmlns:mc="http://schemas.openxmlformats.org/markup-compatibility/2006" xmlns:aink="http://schemas.microsoft.com/office/drawing/2016/ink" xmlns:am3d="http://schemas.microsoft.com/office/drawing/2017/model3d" xmlns:o="urn:schemas-microsoft-com:office:office" xmlns:oel="http://schemas.microsoft.com/office/2019/extlst" xmlns:r="http://schemas.openxmlformats.org/officeDocument/2006/relationships" xmlns:m="http://schemas.openxmlformats.org/officeDocument/2006/math" xmlns:v="urn:schemas-microsoft-com:vml" xmlns:wp14="http://schemas.microsoft.com/office/word/2010/wordprocessingDrawing" xmlns:wp="http://schemas.openxmlformats.org/drawingml/2006/wordprocessingDrawing" xmlns:w10="urn:schemas-microsoft-com:office:word" xmlns:w="http://schemas.openxmlformats.org/wordprocessingml/2006/main" xmlns:w14="http://schemas.microsoft.com/office/word/2010/wordml" xmlns:w15="http://schemas.microsoft.com/office/word/2012/wordml" xmlns:w16cex="http://schemas.microsoft.com/office/word/2018/wordml/cex" xmlns:w16cid="http://schemas.microsoft.com/office/word/2016/wordml/cid" xmlns:w16="http://schemas.microsoft.com/office/word/2018/wordml" xmlns:w16du="http://schemas.microsoft.com/office/word/2023/wordml/word16du" xmlns:w16sdtdh="http://schemas.microsoft.com/office/word/2020/wordml/sdtdatahash" xmlns:w16sdtfl="http://schemas.microsoft.com/office/word/2024/wordml/sdtformatlock" xmlns:w16se="http://schemas.microsoft.com/office/word/2015/wordml/symex" xmlns:wpg="http://schemas.microsoft.com/office/word/2010/wordprocessingGroup" xmlns:wpi="http://schemas.microsoft.com/office/word/2010/wordprocessingInk" xmlns:wne="http://schemas.microsoft.com/office/word/2006/wordml" xmlns:wps="http://schemas.microsoft.com/office/word/2010/wordprocessingShape" mc:Ignorable="w14 w15 w16se w16cid w16 w16cex w16sdtdh w16sdtfl w16du wp14">
   <w:body>
     <w:p>
-      <w:r>
-        <w:rPr>
-          <w:b/>
-          <w:bCs/>
-        </w:rPr>
-        <w:t>Progress Report: Week 2</w:t>
-      </w:r>
-      <w:r>
-        <w:t xml:space="preserve"> </w:t>
-      </w:r>
+      <w:pPr>
+        <w:rPr>
+          <w:b/>
+          <w:bCs/>
+        </w:rPr>
+      </w:pPr>
+      <w:r>
+        <w:rPr>
+          <w:b/>
+          <w:bCs/>
+        </w:rPr>
+        <w:t>PROGRESS REPORT: WEEK 2</w:t>
+      </w:r>
+    </w:p>
+    <w:p>
       <w:r>
         <w:rPr>
           <w:b/>
@@ -21,48 +26,289 @@
         <w:t>Date:</w:t>
       </w:r>
       <w:r>
-        <w:t xml:space="preserve"> July 2</w:t>
-      </w:r>
-      <w:r>
-        <w:rPr>
+        <w:t xml:space="preserve"> July 24, 2026 </w:t>
+      </w:r>
+    </w:p>
+    <w:p>
+      <w:r>
+        <w:rPr>
+          <w:b/>
+          <w:bCs/>
+        </w:rPr>
+        <w:t>Project Phase:</w:t>
+      </w:r>
+      <w:r>
+        <w:t xml:space="preserve"> Automation Architecture &amp; Pipeline Initialization</w:t>
+      </w:r>
+    </w:p>
+    <w:p>
+      <w:pPr>
+        <w:rPr>
+          <w:b/>
+          <w:bCs/>
           <w:lang w:val="en-US"/>
         </w:rPr>
-        <w:t>4</w:t>
-      </w:r>
-      <w:r>
-        <w:t>, 2026</w:t>
-      </w:r>
-    </w:p>
-    <w:p>
-      <w:r>
-        <w:rPr>
-          <w:b/>
-          <w:bCs/>
-        </w:rPr>
-        <w:t>Progress</w:t>
+      </w:pPr>
+    </w:p>
+    <w:p>
+      <w:pPr>
+        <w:rPr>
+          <w:b/>
+          <w:bCs/>
+        </w:rPr>
+      </w:pPr>
+      <w:r>
+        <w:rPr>
+          <w:b/>
+          <w:bCs/>
+        </w:rPr>
+        <w:t>1. Goal</w:t>
+      </w:r>
+    </w:p>
+    <w:p>
+      <w:r>
+        <w:t>The primary objective of Week 2 was to engineer and initialize the core Python automation pipeline (</w:t>
+      </w:r>
+      <w:r>
+        <w:rPr>
+          <w:b/>
+          <w:bCs/>
+        </w:rPr>
+        <w:t>benchmark_runner.py</w:t>
+      </w:r>
+      <w:r>
+        <w:t>) to manage model interactions, batch-processing workflows, and rate-limit mitigation for free-tier LLM endpoints.</w:t>
+      </w:r>
+    </w:p>
+    <w:p>
+      <w:pPr>
+        <w:rPr>
+          <w:b/>
+          <w:bCs/>
+          <w:lang w:val="en-US"/>
+        </w:rPr>
+      </w:pPr>
+    </w:p>
+    <w:p>
+      <w:pPr>
+        <w:rPr>
+          <w:b/>
+          <w:bCs/>
+        </w:rPr>
+      </w:pPr>
+      <w:r>
+        <w:rPr>
+          <w:b/>
+          <w:bCs/>
+        </w:rPr>
+        <w:t>2. Method</w:t>
+      </w:r>
+    </w:p>
+    <w:p>
+      <w:r>
+        <w:t xml:space="preserve">We designed an object-oriented Python script (LLMBenchmarkRunner) housed within the 03_Code/ directory. To overcome aggressive free-tier API throttling and connection timeouts, the architecture integrates an </w:t>
+      </w:r>
+      <w:r>
+        <w:rPr>
+          <w:b/>
+          <w:bCs/>
+        </w:rPr>
+        <w:t>exponential backoff algorithm combined with randomized jitter</w:t>
+      </w:r>
+      <w:r>
+        <w:t xml:space="preserve"> (random.uniform), ensuring reliable data capture without violating provider rate limits. </w:t>
+      </w:r>
+    </w:p>
+    <w:p>
+      <w:pPr>
+        <w:rPr>
+          <w:b/>
+          <w:bCs/>
+          <w:lang w:val="en-US"/>
+        </w:rPr>
+      </w:pPr>
+    </w:p>
+    <w:p>
+      <w:pPr>
+        <w:rPr>
+          <w:b/>
+          <w:bCs/>
+        </w:rPr>
+      </w:pPr>
+      <w:r>
+        <w:rPr>
+          <w:b/>
+          <w:bCs/>
+        </w:rPr>
+        <w:t>3. Process</w:t>
       </w:r>
     </w:p>
     <w:p>
       <w:pPr>
         <w:numPr>
           <w:ilvl w:val="0"/>
-          <w:numId w:val="1"/>
+          <w:numId w:val="4"/>
         </w:numPr>
       </w:pPr>
       <w:r>
-        <w:t>Developed the core Python automation script (benchmark_runner.py) in the 03_Code/ directory to handle model interactions and batch testing.</w:t>
+        <w:rPr>
+          <w:b/>
+          <w:bCs/>
+        </w:rPr>
+        <w:t>Initialization &amp; Logging Setup:</w:t>
+      </w:r>
+      <w:r>
+        <w:t xml:space="preserve"> The script establishes automated file logging targeted at 05_Logs_Results/experiment_execution.log to track every execution trace, timestamp, and runtime event.</w:t>
+      </w:r>
+    </w:p>
+    <w:p>
+      <w:pPr>
+        <w:numPr>
+          <w:ilvl w:val="0"/>
+          <w:numId w:val="4"/>
+        </w:numPr>
+      </w:pPr>
+      <w:r>
+        <w:rPr>
+          <w:b/>
+          <w:bCs/>
+        </w:rPr>
+        <w:t>Dataset Ingestion Module:</w:t>
+      </w:r>
+      <w:r>
+        <w:t xml:space="preserve"> A dedicated load_dataset() method was implemented to parse input prompt files from 04_Datasets/, complete with exception handling for missing or malformed schemas. </w:t>
+      </w:r>
+    </w:p>
+    <w:p>
+      <w:pPr>
+        <w:numPr>
+          <w:ilvl w:val="0"/>
+          <w:numId w:val="4"/>
+        </w:numPr>
+      </w:pPr>
+      <w:r>
+        <w:rPr>
+          <w:b/>
+          <w:bCs/>
+        </w:rPr>
+        <w:t>Initial Test Structure:</w:t>
+      </w:r>
+      <w:r>
+        <w:t xml:space="preserve"> Created the initial sample_prompts.json file inside 04_Datasets/ containing benchmark item IDs (P001, P002) mapped across specialized categories (</w:t>
+      </w:r>
+      <w:r>
+        <w:rPr>
+          <w:i/>
+          <w:iCs/>
+        </w:rPr>
+        <w:t>Multi-step Reasoning</w:t>
+      </w:r>
+      <w:r>
+        <w:t xml:space="preserve"> and </w:t>
+      </w:r>
+      <w:r>
+        <w:rPr>
+          <w:i/>
+          <w:iCs/>
+        </w:rPr>
+        <w:t>Hallucination Stress Test</w:t>
+      </w:r>
+      <w:r>
+        <w:t xml:space="preserve">) to validate parser behavior. </w:t>
+      </w:r>
+    </w:p>
+    <w:p>
+      <w:pPr>
+        <w:rPr>
+          <w:b/>
+          <w:bCs/>
+          <w:lang w:val="en-US"/>
+        </w:rPr>
+      </w:pPr>
+    </w:p>
+    <w:p>
+      <w:pPr>
+        <w:rPr>
+          <w:b/>
+          <w:bCs/>
+          <w:lang w:val="en-US"/>
+        </w:rPr>
+      </w:pPr>
+    </w:p>
+    <w:p>
+      <w:pPr>
+        <w:rPr>
+          <w:b/>
+          <w:bCs/>
+          <w:lang w:val="en-US"/>
+        </w:rPr>
+      </w:pPr>
+    </w:p>
+    <w:p>
+      <w:pPr>
+        <w:rPr>
+          <w:b/>
+          <w:bCs/>
+          <w:lang w:val="en-US"/>
+        </w:rPr>
+      </w:pPr>
+    </w:p>
+    <w:p>
+      <w:pPr>
+        <w:rPr>
+          <w:b/>
+          <w:bCs/>
+          <w:lang w:val="en-US"/>
+        </w:rPr>
+      </w:pPr>
+    </w:p>
+    <w:p>
+      <w:pPr>
+        <w:rPr>
+          <w:b/>
+          <w:bCs/>
+        </w:rPr>
+      </w:pPr>
+      <w:r>
+        <w:rPr>
+          <w:b/>
+          <w:bCs/>
+        </w:rPr>
+        <w:lastRenderedPageBreak/>
+        <w:t>Supporting Visual Evidence &amp; Explanation:</w:t>
+      </w:r>
+    </w:p>
+    <w:p>
+      <w:pPr>
+        <w:numPr>
+          <w:ilvl w:val="0"/>
+          <w:numId w:val="5"/>
+        </w:numPr>
+      </w:pPr>
+      <w:r>
+        <w:rPr>
+          <w:b/>
+          <w:bCs/>
+        </w:rPr>
+        <w:t>Figure 1 (Code Structure - benchmark_runner.py):</w:t>
+      </w:r>
+      <w:r>
+        <w:t xml:space="preserve"> Illustrates the object-oriented initialization of benchmark_runner.py within the 03_Code/ directory, specifically highlighting the logging configuration (experiment_execution.log) and the dataset ingestion handler (load_dataset). </w:t>
       </w:r>
     </w:p>
     <w:p>
       <w:pPr>
         <w:ind w:left="720"/>
+        <w:rPr>
+          <w:lang w:val="en-US"/>
+        </w:rPr>
       </w:pPr>
       <w:r>
         <w:rPr>
           <w:noProof/>
         </w:rPr>
         <w:drawing>
-          <wp:inline distT="0" distB="0" distL="0" distR="0" wp14:anchorId="20FE2FD8" wp14:editId="3417B6DA">
+          <wp:inline distT="0" distB="0" distL="0" distR="0" wp14:anchorId="63658EAD" wp14:editId="10B2A945">
             <wp:extent cx="5731510" cy="3040380"/>
             <wp:effectExtent l="0" t="0" r="2540" b="7620"/>
             <wp:docPr id="1915384715" name="Picture 1"/>
@@ -100,31 +346,40 @@
     </w:p>
     <w:p>
       <w:pPr>
+        <w:ind w:left="720"/>
+        <w:rPr>
+          <w:lang w:val="en-US"/>
+        </w:rPr>
+      </w:pPr>
+    </w:p>
+    <w:p>
+      <w:pPr>
         <w:numPr>
           <w:ilvl w:val="0"/>
-          <w:numId w:val="1"/>
+          <w:numId w:val="5"/>
         </w:numPr>
       </w:pPr>
       <w:r>
-        <w:t>Implemented intelligent throttling mechanisms with exponential backoff and randomized jitter to safely manage free-tier API rate limits.</w:t>
+        <w:rPr>
+          <w:b/>
+          <w:bCs/>
+        </w:rPr>
+        <w:t>Figure 2 (Throttling Logic):</w:t>
+      </w:r>
+      <w:r>
+        <w:t xml:space="preserve"> Details the simulate_model_inference() function loop inside benchmark_runner.py. This code snippet explicitly demonstrates our rate-limit mitigation strategy, incorporating an exponential backoff algorithm and randomized jitter (random.uniform) to handle free-tier API throttling safely.</w:t>
       </w:r>
     </w:p>
     <w:p>
       <w:pPr>
         <w:ind w:left="720"/>
-        <w:rPr>
-          <w:lang w:val="en-US"/>
-        </w:rPr>
-      </w:pPr>
-      <w:r>
-        <w:rPr>
-          <w:noProof/>
-        </w:rPr>
+      </w:pPr>
+      <w:r>
         <w:drawing>
-          <wp:inline distT="0" distB="0" distL="0" distR="0" wp14:anchorId="6866178E" wp14:editId="5C2FABBA">
-            <wp:extent cx="5731510" cy="2840990"/>
+          <wp:inline distT="0" distB="0" distL="0" distR="0" wp14:anchorId="2E9A060F" wp14:editId="527791B4">
+            <wp:extent cx="5731510" cy="2957830"/>
             <wp:effectExtent l="0" t="0" r="2540" b="0"/>
-            <wp:docPr id="1073605870" name="Picture 1"/>
+            <wp:docPr id="831439161" name="Picture 1"/>
             <wp:cNvGraphicFramePr>
               <a:graphicFrameLocks xmlns:a="http://schemas.openxmlformats.org/drawingml/2006/main" noChangeAspect="1"/>
             </wp:cNvGraphicFramePr>
@@ -132,7 +387,7 @@
               <a:graphicData uri="http://schemas.openxmlformats.org/drawingml/2006/picture">
                 <pic:pic xmlns:pic="http://schemas.openxmlformats.org/drawingml/2006/picture">
                   <pic:nvPicPr>
-                    <pic:cNvPr id="1073605870" name=""/>
+                    <pic:cNvPr id="831439161" name=""/>
                     <pic:cNvPicPr/>
                   </pic:nvPicPr>
                   <pic:blipFill>
@@ -144,7 +399,7 @@
                   <pic:spPr>
                     <a:xfrm>
                       <a:off x="0" y="0"/>
-                      <a:ext cx="5731510" cy="2840990"/>
+                      <a:ext cx="5731510" cy="2957830"/>
                     </a:xfrm>
                     <a:prstGeom prst="rect">
                       <a:avLst/>
@@ -156,48 +411,86 @@
           </wp:inline>
         </w:drawing>
       </w:r>
-    </w:p>
-    <w:p>
-      <w:pPr>
-        <w:ind w:left="720"/>
-        <w:rPr>
-          <w:lang w:val="en-US"/>
-        </w:rPr>
-      </w:pPr>
-    </w:p>
-    <w:p>
-      <w:pPr>
-        <w:ind w:left="720"/>
-        <w:rPr>
-          <w:lang w:val="en-US"/>
-        </w:rPr>
-      </w:pPr>
+      <w:r>
+        <w:t xml:space="preserve"> </w:t>
+      </w:r>
     </w:p>
     <w:p>
       <w:pPr>
         <w:numPr>
           <w:ilvl w:val="0"/>
-          <w:numId w:val="1"/>
+          <w:numId w:val="5"/>
         </w:numPr>
       </w:pPr>
       <w:r>
+        <w:rPr>
+          <w:b/>
+          <w:bCs/>
+        </w:rPr>
         <w:lastRenderedPageBreak/>
-        <w:t>Created the initial sample prompt dataset structure (sample_prompts.json) in 04_Datasets/ to test execution pipelines.</w:t>
+        <w:t>Figure 3 (Sample Dataset Structure):</w:t>
+      </w:r>
+      <w:r>
+        <w:t xml:space="preserve"> Displays the prompts</w:t>
+      </w:r>
+      <w:r>
+        <w:rPr>
+          <w:lang w:val="en-US"/>
+        </w:rPr>
+        <w:t xml:space="preserve"> .</w:t>
+      </w:r>
+      <w:r>
+        <w:t xml:space="preserve">json file created in 04_Datasets/ to test schema parsing and </w:t>
+      </w:r>
+      <w:r>
+        <w:rPr>
+          <w:lang w:val="en-US"/>
+        </w:rPr>
+        <w:t>and full filing the requirements.</w:t>
+      </w:r>
+      <w:r>
+        <w:rPr>
+          <w:lang w:val="en-US"/>
+        </w:rPr>
+        <w:t xml:space="preserve"> From P001 - </w:t>
+      </w:r>
+      <w:r>
+        <w:t>P</w:t>
+      </w:r>
+      <w:proofErr w:type="gramStart"/>
+      <w:r>
+        <w:t>220</w:t>
+      </w:r>
+      <w:r>
+        <w:rPr>
+          <w:lang w:val="en-US"/>
+        </w:rPr>
+        <w:t xml:space="preserve">  (</w:t>
+      </w:r>
+      <w:proofErr w:type="gramEnd"/>
+      <w:r>
+        <w:rPr>
+          <w:lang w:val="en-US"/>
+        </w:rPr>
+        <w:t>prompts-id).</w:t>
       </w:r>
     </w:p>
     <w:p>
       <w:pPr>
         <w:ind w:left="720"/>
-      </w:pPr>
-      <w:r>
-        <w:rPr>
-          <w:noProof/>
+        <w:rPr>
+          <w:lang w:val="en-US"/>
+        </w:rPr>
+      </w:pPr>
+      <w:r>
+        <w:rPr>
+          <w:lang w:val="en-US"/>
         </w:rPr>
         <w:drawing>
-          <wp:inline distT="0" distB="0" distL="0" distR="0" wp14:anchorId="31827F82" wp14:editId="506C779E">
-            <wp:extent cx="5731510" cy="3042285"/>
+          <wp:inline distT="0" distB="0" distL="0" distR="0" wp14:anchorId="2E63A423" wp14:editId="17035FF4">
+            <wp:extent cx="5731510" cy="2585085"/>
             <wp:effectExtent l="0" t="0" r="2540" b="5715"/>
-            <wp:docPr id="2109931949" name="Picture 1"/>
+            <wp:docPr id="650592273" name="Picture 1"/>
             <wp:cNvGraphicFramePr>
               <a:graphicFrameLocks xmlns:a="http://schemas.openxmlformats.org/drawingml/2006/main" noChangeAspect="1"/>
             </wp:cNvGraphicFramePr>
@@ -205,7 +498,7 @@
               <a:graphicData uri="http://schemas.openxmlformats.org/drawingml/2006/picture">
                 <pic:pic xmlns:pic="http://schemas.openxmlformats.org/drawingml/2006/picture">
                   <pic:nvPicPr>
-                    <pic:cNvPr id="2109931949" name=""/>
+                    <pic:cNvPr id="650592273" name=""/>
                     <pic:cNvPicPr/>
                   </pic:nvPicPr>
                   <pic:blipFill>
@@ -217,7 +510,7 @@
                   <pic:spPr>
                     <a:xfrm>
                       <a:off x="0" y="0"/>
-                      <a:ext cx="5731510" cy="3042285"/>
+                      <a:ext cx="5731510" cy="2585085"/>
                     </a:xfrm>
                     <a:prstGeom prst="rect">
                       <a:avLst/>
@@ -231,54 +524,169 @@
       </w:r>
     </w:p>
     <w:p>
-      <w:r>
-        <w:rPr>
-          <w:b/>
-          <w:bCs/>
-        </w:rPr>
-        <w:t>Plans for Week 3</w:t>
+      <w:pPr>
+        <w:ind w:left="720"/>
+        <w:rPr>
+          <w:lang w:val="en-US"/>
+        </w:rPr>
+      </w:pPr>
+    </w:p>
+    <w:p>
+      <w:pPr>
+        <w:rPr>
+          <w:b/>
+          <w:bCs/>
+        </w:rPr>
+      </w:pPr>
+      <w:r>
+        <w:rPr>
+          <w:b/>
+          <w:bCs/>
+        </w:rPr>
+        <w:t>4. Results</w:t>
       </w:r>
     </w:p>
     <w:p>
       <w:pPr>
         <w:numPr>
           <w:ilvl w:val="0"/>
-          <w:numId w:val="2"/>
+          <w:numId w:val="6"/>
         </w:numPr>
       </w:pPr>
       <w:r>
-        <w:t>Expand the dataset library to curate the full set of original prompts across the specialized categories.</w:t>
+        <w:t xml:space="preserve">Successfully initialized the core automation repository structure (03_Code/ and 04_Datasets/). </w:t>
       </w:r>
     </w:p>
     <w:p>
       <w:pPr>
         <w:numPr>
           <w:ilvl w:val="0"/>
-          <w:numId w:val="2"/>
+          <w:numId w:val="6"/>
         </w:numPr>
       </w:pPr>
       <w:r>
-        <w:t>Integrate actual API clients for free-tier model endpoints.</w:t>
-      </w:r>
-    </w:p>
-    <w:p>
-      <w:r>
-        <w:rPr>
-          <w:b/>
-          <w:bCs/>
-        </w:rPr>
-        <w:t>Problems / Blockers</w:t>
-      </w:r>
+        <w:t>Generated and verified the baseline execution log schema, confirming that the script successfully parses JSON array structures and handles simulated retry exceptions without crashing.</w:t>
+      </w:r>
+    </w:p>
+    <w:p>
+      <w:pPr>
+        <w:ind w:left="720"/>
+      </w:pPr>
     </w:p>
     <w:p>
       <w:pPr>
         <w:numPr>
           <w:ilvl w:val="0"/>
-          <w:numId w:val="3"/>
+          <w:numId w:val="6"/>
         </w:numPr>
       </w:pPr>
       <w:r>
-        <w:t>None; framework execution pipeline initialized successfully.</w:t>
+        <w:rPr>
+          <w:b/>
+          <w:bCs/>
+        </w:rPr>
+        <w:t>Next Week Plan (Week 3):</w:t>
+      </w:r>
+      <w:r>
+        <w:t xml:space="preserve"> Scale dataset curation from sample files to the comprehensive 220-prompt library across all five cognitive categories.</w:t>
+      </w:r>
+      <w:r>
+        <w:rPr>
+          <w:lang w:val="en-US"/>
+        </w:rPr>
+        <w:t xml:space="preserve"> </w:t>
+      </w:r>
+      <w:r>
+        <w:rPr>
+          <w:lang w:val="en-US"/>
+        </w:rPr>
+        <w:br/>
+      </w:r>
+      <w:r>
+        <w:rPr>
+          <w:lang w:val="en-US"/>
+        </w:rPr>
+        <w:br/>
+      </w:r>
+      <w:r>
+        <w:rPr>
+          <w:b/>
+          <w:bCs/>
+          <w:i/>
+          <w:iCs/>
+          <w:lang w:val="en-US"/>
+        </w:rPr>
+        <w:t>Strong</w:t>
+      </w:r>
+      <w:r>
+        <w:rPr>
+          <w:b/>
+          <w:bCs/>
+          <w:i/>
+          <w:iCs/>
+          <w:lang w:val="en-US"/>
+        </w:rPr>
+        <w:t xml:space="preserve"> </w:t>
+      </w:r>
+      <w:r>
+        <w:rPr>
+          <w:b/>
+          <w:bCs/>
+          <w:i/>
+          <w:iCs/>
+          <w:lang w:val="en-US"/>
+        </w:rPr>
+        <w:t>C</w:t>
+      </w:r>
+      <w:r>
+        <w:rPr>
+          <w:b/>
+          <w:bCs/>
+          <w:i/>
+          <w:iCs/>
+          <w:lang w:val="en-US"/>
+        </w:rPr>
+        <w:t>hances of moving to separate runner</w:t>
+      </w:r>
+      <w:r>
+        <w:rPr>
+          <w:b/>
+          <w:bCs/>
+          <w:i/>
+          <w:iCs/>
+          <w:lang w:val="en-US"/>
+        </w:rPr>
+        <w:t xml:space="preserve"> scripts</w:t>
+      </w:r>
+      <w:r>
+        <w:rPr>
+          <w:b/>
+          <w:bCs/>
+          <w:i/>
+          <w:iCs/>
+          <w:lang w:val="en-US"/>
+        </w:rPr>
+        <w:t xml:space="preserve"> for</w:t>
+      </w:r>
+      <w:r>
+        <w:rPr>
+          <w:b/>
+          <w:bCs/>
+          <w:i/>
+          <w:iCs/>
+          <w:lang w:val="en-US"/>
+        </w:rPr>
+        <w:t xml:space="preserve"> different</w:t>
+      </w:r>
+      <w:r>
+        <w:rPr>
+          <w:b/>
+          <w:bCs/>
+          <w:i/>
+          <w:iCs/>
+          <w:lang w:val="en-US"/>
+        </w:rPr>
+        <w:t xml:space="preserve"> models.</w:t>
       </w:r>
     </w:p>
     <w:p/>
@@ -444,6 +852,155 @@
     </w:lvl>
   </w:abstractNum>
   <w:abstractNum w:abstractNumId="1" w15:restartNumberingAfterBreak="0">
+    <w:nsid w:val="330342A3"/>
+    <w:multiLevelType w:val="multilevel"/>
+    <w:tmpl w:val="47A87F7A"/>
+    <w:lvl w:ilvl="0">
+      <w:start w:val="1"/>
+      <w:numFmt w:val="bullet"/>
+      <w:lvlText w:val=""/>
+      <w:lvlJc w:val="left"/>
+      <w:pPr>
+        <w:tabs>
+          <w:tab w:val="num" w:pos="720"/>
+        </w:tabs>
+        <w:ind w:left="720" w:hanging="360"/>
+      </w:pPr>
+      <w:rPr>
+        <w:rFonts w:ascii="Symbol" w:hAnsi="Symbol" w:hint="default"/>
+        <w:sz w:val="20"/>
+      </w:rPr>
+    </w:lvl>
+    <w:lvl w:ilvl="1" w:tentative="1">
+      <w:start w:val="1"/>
+      <w:numFmt w:val="bullet"/>
+      <w:lvlText w:val="o"/>
+      <w:lvlJc w:val="left"/>
+      <w:pPr>
+        <w:tabs>
+          <w:tab w:val="num" w:pos="1440"/>
+        </w:tabs>
+        <w:ind w:left="1440" w:hanging="360"/>
+      </w:pPr>
+      <w:rPr>
+        <w:rFonts w:ascii="Courier New" w:hAnsi="Courier New" w:hint="default"/>
+        <w:sz w:val="20"/>
+      </w:rPr>
+    </w:lvl>
+    <w:lvl w:ilvl="2" w:tentative="1">
+      <w:start w:val="1"/>
+      <w:numFmt w:val="bullet"/>
+      <w:lvlText w:val=""/>
+      <w:lvlJc w:val="left"/>
+      <w:pPr>
+        <w:tabs>
+          <w:tab w:val="num" w:pos="2160"/>
+        </w:tabs>
+        <w:ind w:left="2160" w:hanging="360"/>
+      </w:pPr>
+      <w:rPr>
+        <w:rFonts w:ascii="Wingdings" w:hAnsi="Wingdings" w:hint="default"/>
+        <w:sz w:val="20"/>
+      </w:rPr>
+    </w:lvl>
+    <w:lvl w:ilvl="3" w:tentative="1">
+      <w:start w:val="1"/>
+      <w:numFmt w:val="bullet"/>
+      <w:lvlText w:val=""/>
+      <w:lvlJc w:val="left"/>
+      <w:pPr>
+        <w:tabs>
+          <w:tab w:val="num" w:pos="2880"/>
+        </w:tabs>
+        <w:ind w:left="2880" w:hanging="360"/>
+      </w:pPr>
+      <w:rPr>
+        <w:rFonts w:ascii="Wingdings" w:hAnsi="Wingdings" w:hint="default"/>
+        <w:sz w:val="20"/>
+      </w:rPr>
+    </w:lvl>
+    <w:lvl w:ilvl="4" w:tentative="1">
+      <w:start w:val="1"/>
+      <w:numFmt w:val="bullet"/>
+      <w:lvlText w:val=""/>
+      <w:lvlJc w:val="left"/>
+      <w:pPr>
+        <w:tabs>
+          <w:tab w:val="num" w:pos="3600"/>
+        </w:tabs>
+        <w:ind w:left="3600" w:hanging="360"/>
+      </w:pPr>
+      <w:rPr>
+        <w:rFonts w:ascii="Wingdings" w:hAnsi="Wingdings" w:hint="default"/>
+        <w:sz w:val="20"/>
+      </w:rPr>
+    </w:lvl>
+    <w:lvl w:ilvl="5" w:tentative="1">
+      <w:start w:val="1"/>
+      <w:numFmt w:val="bullet"/>
+      <w:lvlText w:val=""/>
+      <w:lvlJc w:val="left"/>
+      <w:pPr>
+        <w:tabs>
+          <w:tab w:val="num" w:pos="4320"/>
+        </w:tabs>
+        <w:ind w:left="4320" w:hanging="360"/>
+      </w:pPr>
+      <w:rPr>
+        <w:rFonts w:ascii="Wingdings" w:hAnsi="Wingdings" w:hint="default"/>
+        <w:sz w:val="20"/>
+      </w:rPr>
+    </w:lvl>
+    <w:lvl w:ilvl="6" w:tentative="1">
+      <w:start w:val="1"/>
+      <w:numFmt w:val="bullet"/>
+      <w:lvlText w:val=""/>
+      <w:lvlJc w:val="left"/>
+      <w:pPr>
+        <w:tabs>
+          <w:tab w:val="num" w:pos="5040"/>
+        </w:tabs>
+        <w:ind w:left="5040" w:hanging="360"/>
+      </w:pPr>
+      <w:rPr>
+        <w:rFonts w:ascii="Wingdings" w:hAnsi="Wingdings" w:hint="default"/>
+        <w:sz w:val="20"/>
+      </w:rPr>
+    </w:lvl>
+    <w:lvl w:ilvl="7" w:tentative="1">
+      <w:start w:val="1"/>
+      <w:numFmt w:val="bullet"/>
+      <w:lvlText w:val=""/>
+      <w:lvlJc w:val="left"/>
+      <w:pPr>
+        <w:tabs>
+          <w:tab w:val="num" w:pos="5760"/>
+        </w:tabs>
+        <w:ind w:left="5760" w:hanging="360"/>
+      </w:pPr>
+      <w:rPr>
+        <w:rFonts w:ascii="Wingdings" w:hAnsi="Wingdings" w:hint="default"/>
+        <w:sz w:val="20"/>
+      </w:rPr>
+    </w:lvl>
+    <w:lvl w:ilvl="8" w:tentative="1">
+      <w:start w:val="1"/>
+      <w:numFmt w:val="bullet"/>
+      <w:lvlText w:val=""/>
+      <w:lvlJc w:val="left"/>
+      <w:pPr>
+        <w:tabs>
+          <w:tab w:val="num" w:pos="6480"/>
+        </w:tabs>
+        <w:ind w:left="6480" w:hanging="360"/>
+      </w:pPr>
+      <w:rPr>
+        <w:rFonts w:ascii="Wingdings" w:hAnsi="Wingdings" w:hint="default"/>
+        <w:sz w:val="20"/>
+      </w:rPr>
+    </w:lvl>
+  </w:abstractNum>
+  <w:abstractNum w:abstractNumId="2" w15:restartNumberingAfterBreak="0">
     <w:nsid w:val="49D5378F"/>
     <w:multiLevelType w:val="multilevel"/>
     <w:tmpl w:val="34728930"/>
@@ -592,7 +1149,305 @@
       </w:rPr>
     </w:lvl>
   </w:abstractNum>
-  <w:abstractNum w:abstractNumId="2" w15:restartNumberingAfterBreak="0">
+  <w:abstractNum w:abstractNumId="3" w15:restartNumberingAfterBreak="0">
+    <w:nsid w:val="4B955957"/>
+    <w:multiLevelType w:val="multilevel"/>
+    <w:tmpl w:val="6ECE5C72"/>
+    <w:lvl w:ilvl="0">
+      <w:start w:val="1"/>
+      <w:numFmt w:val="bullet"/>
+      <w:lvlText w:val=""/>
+      <w:lvlJc w:val="left"/>
+      <w:pPr>
+        <w:tabs>
+          <w:tab w:val="num" w:pos="720"/>
+        </w:tabs>
+        <w:ind w:left="720" w:hanging="360"/>
+      </w:pPr>
+      <w:rPr>
+        <w:rFonts w:ascii="Symbol" w:hAnsi="Symbol" w:hint="default"/>
+        <w:sz w:val="20"/>
+      </w:rPr>
+    </w:lvl>
+    <w:lvl w:ilvl="1" w:tentative="1">
+      <w:start w:val="1"/>
+      <w:numFmt w:val="bullet"/>
+      <w:lvlText w:val="o"/>
+      <w:lvlJc w:val="left"/>
+      <w:pPr>
+        <w:tabs>
+          <w:tab w:val="num" w:pos="1440"/>
+        </w:tabs>
+        <w:ind w:left="1440" w:hanging="360"/>
+      </w:pPr>
+      <w:rPr>
+        <w:rFonts w:ascii="Courier New" w:hAnsi="Courier New" w:hint="default"/>
+        <w:sz w:val="20"/>
+      </w:rPr>
+    </w:lvl>
+    <w:lvl w:ilvl="2" w:tentative="1">
+      <w:start w:val="1"/>
+      <w:numFmt w:val="bullet"/>
+      <w:lvlText w:val=""/>
+      <w:lvlJc w:val="left"/>
+      <w:pPr>
+        <w:tabs>
+          <w:tab w:val="num" w:pos="2160"/>
+        </w:tabs>
+        <w:ind w:left="2160" w:hanging="360"/>
+      </w:pPr>
+      <w:rPr>
+        <w:rFonts w:ascii="Wingdings" w:hAnsi="Wingdings" w:hint="default"/>
+        <w:sz w:val="20"/>
+      </w:rPr>
+    </w:lvl>
+    <w:lvl w:ilvl="3" w:tentative="1">
+      <w:start w:val="1"/>
+      <w:numFmt w:val="bullet"/>
+      <w:lvlText w:val=""/>
+      <w:lvlJc w:val="left"/>
+      <w:pPr>
+        <w:tabs>
+          <w:tab w:val="num" w:pos="2880"/>
+        </w:tabs>
+        <w:ind w:left="2880" w:hanging="360"/>
+      </w:pPr>
+      <w:rPr>
+        <w:rFonts w:ascii="Wingdings" w:hAnsi="Wingdings" w:hint="default"/>
+        <w:sz w:val="20"/>
+      </w:rPr>
+    </w:lvl>
+    <w:lvl w:ilvl="4" w:tentative="1">
+      <w:start w:val="1"/>
+      <w:numFmt w:val="bullet"/>
+      <w:lvlText w:val=""/>
+      <w:lvlJc w:val="left"/>
+      <w:pPr>
+        <w:tabs>
+          <w:tab w:val="num" w:pos="3600"/>
+        </w:tabs>
+        <w:ind w:left="3600" w:hanging="360"/>
+      </w:pPr>
+      <w:rPr>
+        <w:rFonts w:ascii="Wingdings" w:hAnsi="Wingdings" w:hint="default"/>
+        <w:sz w:val="20"/>
+      </w:rPr>
+    </w:lvl>
+    <w:lvl w:ilvl="5" w:tentative="1">
+      <w:start w:val="1"/>
+      <w:numFmt w:val="bullet"/>
+      <w:lvlText w:val=""/>
+      <w:lvlJc w:val="left"/>
+      <w:pPr>
+        <w:tabs>
+          <w:tab w:val="num" w:pos="4320"/>
+        </w:tabs>
+        <w:ind w:left="4320" w:hanging="360"/>
+      </w:pPr>
+      <w:rPr>
+        <w:rFonts w:ascii="Wingdings" w:hAnsi="Wingdings" w:hint="default"/>
+        <w:sz w:val="20"/>
+      </w:rPr>
+    </w:lvl>
+    <w:lvl w:ilvl="6" w:tentative="1">
+      <w:start w:val="1"/>
+      <w:numFmt w:val="bullet"/>
+      <w:lvlText w:val=""/>
+      <w:lvlJc w:val="left"/>
+      <w:pPr>
+        <w:tabs>
+          <w:tab w:val="num" w:pos="5040"/>
+        </w:tabs>
+        <w:ind w:left="5040" w:hanging="360"/>
+      </w:pPr>
+      <w:rPr>
+        <w:rFonts w:ascii="Wingdings" w:hAnsi="Wingdings" w:hint="default"/>
+        <w:sz w:val="20"/>
+      </w:rPr>
+    </w:lvl>
+    <w:lvl w:ilvl="7" w:tentative="1">
+      <w:start w:val="1"/>
+      <w:numFmt w:val="bullet"/>
+      <w:lvlText w:val=""/>
+      <w:lvlJc w:val="left"/>
+      <w:pPr>
+        <w:tabs>
+          <w:tab w:val="num" w:pos="5760"/>
+        </w:tabs>
+        <w:ind w:left="5760" w:hanging="360"/>
+      </w:pPr>
+      <w:rPr>
+        <w:rFonts w:ascii="Wingdings" w:hAnsi="Wingdings" w:hint="default"/>
+        <w:sz w:val="20"/>
+      </w:rPr>
+    </w:lvl>
+    <w:lvl w:ilvl="8" w:tentative="1">
+      <w:start w:val="1"/>
+      <w:numFmt w:val="bullet"/>
+      <w:lvlText w:val=""/>
+      <w:lvlJc w:val="left"/>
+      <w:pPr>
+        <w:tabs>
+          <w:tab w:val="num" w:pos="6480"/>
+        </w:tabs>
+        <w:ind w:left="6480" w:hanging="360"/>
+      </w:pPr>
+      <w:rPr>
+        <w:rFonts w:ascii="Wingdings" w:hAnsi="Wingdings" w:hint="default"/>
+        <w:sz w:val="20"/>
+      </w:rPr>
+    </w:lvl>
+  </w:abstractNum>
+  <w:abstractNum w:abstractNumId="4" w15:restartNumberingAfterBreak="0">
+    <w:nsid w:val="5271754B"/>
+    <w:multiLevelType w:val="multilevel"/>
+    <w:tmpl w:val="1006076E"/>
+    <w:lvl w:ilvl="0">
+      <w:start w:val="1"/>
+      <w:numFmt w:val="bullet"/>
+      <w:lvlText w:val=""/>
+      <w:lvlJc w:val="left"/>
+      <w:pPr>
+        <w:tabs>
+          <w:tab w:val="num" w:pos="720"/>
+        </w:tabs>
+        <w:ind w:left="720" w:hanging="360"/>
+      </w:pPr>
+      <w:rPr>
+        <w:rFonts w:ascii="Symbol" w:hAnsi="Symbol" w:hint="default"/>
+        <w:sz w:val="20"/>
+      </w:rPr>
+    </w:lvl>
+    <w:lvl w:ilvl="1">
+      <w:start w:val="1"/>
+      <w:numFmt w:val="bullet"/>
+      <w:lvlText w:val="o"/>
+      <w:lvlJc w:val="left"/>
+      <w:pPr>
+        <w:tabs>
+          <w:tab w:val="num" w:pos="1440"/>
+        </w:tabs>
+        <w:ind w:left="1440" w:hanging="360"/>
+      </w:pPr>
+      <w:rPr>
+        <w:rFonts w:ascii="Courier New" w:hAnsi="Courier New" w:hint="default"/>
+        <w:sz w:val="20"/>
+      </w:rPr>
+    </w:lvl>
+    <w:lvl w:ilvl="2" w:tentative="1">
+      <w:start w:val="1"/>
+      <w:numFmt w:val="bullet"/>
+      <w:lvlText w:val=""/>
+      <w:lvlJc w:val="left"/>
+      <w:pPr>
+        <w:tabs>
+          <w:tab w:val="num" w:pos="2160"/>
+        </w:tabs>
+        <w:ind w:left="2160" w:hanging="360"/>
+      </w:pPr>
+      <w:rPr>
+        <w:rFonts w:ascii="Wingdings" w:hAnsi="Wingdings" w:hint="default"/>
+        <w:sz w:val="20"/>
+      </w:rPr>
+    </w:lvl>
+    <w:lvl w:ilvl="3" w:tentative="1">
+      <w:start w:val="1"/>
+      <w:numFmt w:val="bullet"/>
+      <w:lvlText w:val=""/>
+      <w:lvlJc w:val="left"/>
+      <w:pPr>
+        <w:tabs>
+          <w:tab w:val="num" w:pos="2880"/>
+        </w:tabs>
+        <w:ind w:left="2880" w:hanging="360"/>
+      </w:pPr>
+      <w:rPr>
+        <w:rFonts w:ascii="Wingdings" w:hAnsi="Wingdings" w:hint="default"/>
+        <w:sz w:val="20"/>
+      </w:rPr>
+    </w:lvl>
+    <w:lvl w:ilvl="4" w:tentative="1">
+      <w:start w:val="1"/>
+      <w:numFmt w:val="bullet"/>
+      <w:lvlText w:val=""/>
+      <w:lvlJc w:val="left"/>
+      <w:pPr>
+        <w:tabs>
+          <w:tab w:val="num" w:pos="3600"/>
+        </w:tabs>
+        <w:ind w:left="3600" w:hanging="360"/>
+      </w:pPr>
+      <w:rPr>
+        <w:rFonts w:ascii="Wingdings" w:hAnsi="Wingdings" w:hint="default"/>
+        <w:sz w:val="20"/>
+      </w:rPr>
+    </w:lvl>
+    <w:lvl w:ilvl="5" w:tentative="1">
+      <w:start w:val="1"/>
+      <w:numFmt w:val="bullet"/>
+      <w:lvlText w:val=""/>
+      <w:lvlJc w:val="left"/>
+      <w:pPr>
+        <w:tabs>
+          <w:tab w:val="num" w:pos="4320"/>
+        </w:tabs>
+        <w:ind w:left="4320" w:hanging="360"/>
+      </w:pPr>
+      <w:rPr>
+        <w:rFonts w:ascii="Wingdings" w:hAnsi="Wingdings" w:hint="default"/>
+        <w:sz w:val="20"/>
+      </w:rPr>
+    </w:lvl>
+    <w:lvl w:ilvl="6" w:tentative="1">
+      <w:start w:val="1"/>
+      <w:numFmt w:val="bullet"/>
+      <w:lvlText w:val=""/>
+      <w:lvlJc w:val="left"/>
+      <w:pPr>
+        <w:tabs>
+          <w:tab w:val="num" w:pos="5040"/>
+        </w:tabs>
+        <w:ind w:left="5040" w:hanging="360"/>
+      </w:pPr>
+      <w:rPr>
+        <w:rFonts w:ascii="Wingdings" w:hAnsi="Wingdings" w:hint="default"/>
+        <w:sz w:val="20"/>
+      </w:rPr>
+    </w:lvl>
+    <w:lvl w:ilvl="7" w:tentative="1">
+      <w:start w:val="1"/>
+      <w:numFmt w:val="bullet"/>
+      <w:lvlText w:val=""/>
+      <w:lvlJc w:val="left"/>
+      <w:pPr>
+        <w:tabs>
+          <w:tab w:val="num" w:pos="5760"/>
+        </w:tabs>
+        <w:ind w:left="5760" w:hanging="360"/>
+      </w:pPr>
+      <w:rPr>
+        <w:rFonts w:ascii="Wingdings" w:hAnsi="Wingdings" w:hint="default"/>
+        <w:sz w:val="20"/>
+      </w:rPr>
+    </w:lvl>
+    <w:lvl w:ilvl="8" w:tentative="1">
+      <w:start w:val="1"/>
+      <w:numFmt w:val="bullet"/>
+      <w:lvlText w:val=""/>
+      <w:lvlJc w:val="left"/>
+      <w:pPr>
+        <w:tabs>
+          <w:tab w:val="num" w:pos="6480"/>
+        </w:tabs>
+        <w:ind w:left="6480" w:hanging="360"/>
+      </w:pPr>
+      <w:rPr>
+        <w:rFonts w:ascii="Wingdings" w:hAnsi="Wingdings" w:hint="default"/>
+        <w:sz w:val="20"/>
+      </w:rPr>
+    </w:lvl>
+  </w:abstractNum>
+  <w:abstractNum w:abstractNumId="5" w15:restartNumberingAfterBreak="0">
     <w:nsid w:val="52C64E76"/>
     <w:multiLevelType w:val="multilevel"/>
     <w:tmpl w:val="6F64B3AA"/>
@@ -742,13 +1597,22 @@
     </w:lvl>
   </w:abstractNum>
   <w:num w:numId="1" w16cid:durableId="797256409">
-    <w:abstractNumId w:val="1"/>
+    <w:abstractNumId w:val="2"/>
   </w:num>
   <w:num w:numId="2" w16cid:durableId="623852553">
     <w:abstractNumId w:val="0"/>
   </w:num>
   <w:num w:numId="3" w16cid:durableId="393088447">
-    <w:abstractNumId w:val="2"/>
+    <w:abstractNumId w:val="5"/>
+  </w:num>
+  <w:num w:numId="4" w16cid:durableId="1856771074">
+    <w:abstractNumId w:val="1"/>
+  </w:num>
+  <w:num w:numId="5" w16cid:durableId="881867564">
+    <w:abstractNumId w:val="4"/>
+  </w:num>
+  <w:num w:numId="6" w16cid:durableId="258369927">
+    <w:abstractNumId w:val="3"/>
   </w:num>
 </w:numbering>
 </file>
@@ -1356,7 +2220,6 @@
   <w:style w:type="character" w:default="1" w:styleId="DefaultParagraphFont">
     <w:name w:val="Default Paragraph Font"/>
     <w:uiPriority w:val="1"/>
-    <w:semiHidden/>
     <w:unhideWhenUsed/>
   </w:style>
   <w:style w:type="table" w:default="1" w:styleId="TableNormal">

--- a/02_Reports/progress_report_w2.docx
+++ b/02_Reports/progress_report_w2.docx
@@ -375,6 +375,9 @@
         <w:ind w:left="720"/>
       </w:pPr>
       <w:r>
+        <w:rPr>
+          <w:noProof/>
+        </w:rPr>
         <w:drawing>
           <wp:inline distT="0" distB="0" distL="0" distR="0" wp14:anchorId="2E9A060F" wp14:editId="527791B4">
             <wp:extent cx="5731510" cy="2957830"/>
@@ -452,27 +455,28 @@
         <w:rPr>
           <w:lang w:val="en-US"/>
         </w:rPr>
-        <w:t xml:space="preserve"> From P001 - </w:t>
-      </w:r>
-      <w:r>
-        <w:t>P</w:t>
-      </w:r>
-      <w:proofErr w:type="gramStart"/>
-      <w:r>
-        <w:t>220</w:t>
-      </w:r>
-      <w:r>
-        <w:rPr>
-          <w:lang w:val="en-US"/>
-        </w:rPr>
-        <w:t xml:space="preserve">  (</w:t>
-      </w:r>
-      <w:proofErr w:type="gramEnd"/>
-      <w:r>
-        <w:rPr>
-          <w:lang w:val="en-US"/>
-        </w:rPr>
-        <w:t>prompts-id).</w:t>
+        <w:t xml:space="preserve"> From </w:t>
+      </w:r>
+      <w:r>
+        <w:rPr>
+          <w:b/>
+          <w:bCs/>
+          <w:lang w:val="en-US"/>
+        </w:rPr>
+        <w:t xml:space="preserve">P001 - </w:t>
+      </w:r>
+      <w:r>
+        <w:rPr>
+          <w:b/>
+          <w:bCs/>
+        </w:rPr>
+        <w:t>P220</w:t>
+      </w:r>
+      <w:r>
+        <w:rPr>
+          <w:lang w:val="en-US"/>
+        </w:rPr>
+        <w:t xml:space="preserve"> (prompts-id).</w:t>
       </w:r>
     </w:p>
     <w:p>
@@ -484,6 +488,7 @@
       </w:pPr>
       <w:r>
         <w:rPr>
+          <w:noProof/>
           <w:lang w:val="en-US"/>
         </w:rPr>
         <w:drawing>
@@ -607,6 +612,36 @@
           <w:lang w:val="en-US"/>
         </w:rPr>
         <w:br/>
+      </w:r>
+      <w:r>
+        <w:rPr>
+          <w:b/>
+          <w:bCs/>
+          <w:i/>
+          <w:iCs/>
+          <w:lang w:val="en-US"/>
+        </w:rPr>
+        <w:t xml:space="preserve"> </w:t>
+      </w:r>
+      <w:r>
+        <w:rPr>
+          <w:b/>
+          <w:bCs/>
+          <w:i/>
+          <w:iCs/>
+          <w:lang w:val="en-US"/>
+        </w:rPr>
+        <w:sym w:font="Wingdings" w:char="F0E0"/>
+      </w:r>
+      <w:r>
+        <w:rPr>
+          <w:b/>
+          <w:bCs/>
+          <w:i/>
+          <w:iCs/>
+          <w:lang w:val="en-US"/>
+        </w:rPr>
+        <w:t xml:space="preserve"> </w:t>
       </w:r>
       <w:r>
         <w:rPr>
@@ -2220,6 +2255,7 @@
   <w:style w:type="character" w:default="1" w:styleId="DefaultParagraphFont">
     <w:name w:val="Default Paragraph Font"/>
     <w:uiPriority w:val="1"/>
+    <w:semiHidden/>
     <w:unhideWhenUsed/>
   </w:style>
   <w:style w:type="table" w:default="1" w:styleId="TableNormal">

--- a/02_Reports/progress_report_w2.docx
+++ b/02_Reports/progress_report_w2.docx
@@ -35698,31 +35698,6 @@
     </w:p>
     <w:p>
       <w:pPr>
-        <w:ind w:left="720"/>
-        <w:rPr>
-          <w:lang w:val="en-US"/>
-        </w:rPr>
-      </w:pPr>
-    </w:p>
-    <w:p>
-      <w:pPr>
-        <w:ind w:left="720"/>
-        <w:rPr>
-          <w:lang w:val="en-US"/>
-        </w:rPr>
-      </w:pPr>
-    </w:p>
-    <w:p>
-      <w:pPr>
-        <w:ind w:left="720"/>
-        <w:rPr>
-          <w:lang w:val="en-US"/>
-        </w:rPr>
-      </w:pPr>
-    </w:p>
-    <w:p>
-      <w:pPr>
-        <w:ind w:left="720"/>
         <w:rPr>
           <w:lang w:val="en-US"/>
         </w:rPr>
